--- a/output/Sales_Process_Audit.docx
+++ b/output/Sales_Process_Audit.docx
@@ -448,7 +448,7 @@
                 <w:i w:val="0"/>
                 <w:sz w:val="18"/>
               </w:rPr>
-              <w:t>46.1 / 100  —  Red — Critical</w:t>
+              <w:t>55.3 / 100  —  Red — Critical</w:t>
             </w:r>
           </w:p>
         </w:tc>
@@ -1718,7 +1718,7 @@
                 <w:i w:val="0"/>
                 <w:sz w:val="16"/>
               </w:rPr>
-              <w:t>F11</w:t>
+              <w:t>F12</w:t>
             </w:r>
           </w:p>
         </w:tc>
@@ -1739,7 +1739,7 @@
                 <w:i w:val="0"/>
                 <w:sz w:val="16"/>
               </w:rPr>
-              <w:t>physical_audit_sheet.xlsx</w:t>
+              <w:t>Sales_Target_-_Clean.xlsx</w:t>
             </w:r>
           </w:p>
         </w:tc>
@@ -1760,7 +1760,7 @@
                 <w:i w:val="0"/>
                 <w:sz w:val="16"/>
               </w:rPr>
-              <w:t>—</w:t>
+              <w:t>Personal_Clean</w:t>
             </w:r>
           </w:p>
         </w:tc>
@@ -1781,7 +1781,7 @@
                 <w:i w:val="0"/>
                 <w:sz w:val="16"/>
               </w:rPr>
-              <w:t>—</w:t>
+              <w:t>77</w:t>
             </w:r>
           </w:p>
         </w:tc>
@@ -1802,7 +1802,7 @@
                 <w:i w:val="0"/>
                 <w:sz w:val="16"/>
               </w:rPr>
-              <w:t>Physical Audit Sheet (completed)</w:t>
+              <w:t>Sales target by location and manager</w:t>
             </w:r>
           </w:p>
         </w:tc>
@@ -1823,7 +1823,7 @@
                 <w:i w:val="0"/>
                 <w:sz w:val="16"/>
               </w:rPr>
-              <w:t>NOT SUPPLIED</w:t>
+              <w:t>Lines 1.1, 3.1, 3.5, 3.6</w:t>
             </w:r>
           </w:p>
         </w:tc>
@@ -1847,7 +1847,7 @@
                 <w:i w:val="0"/>
                 <w:sz w:val="16"/>
               </w:rPr>
-              <w:t>—</w:t>
+              <w:t>F11</w:t>
             </w:r>
           </w:p>
         </w:tc>
@@ -1869,7 +1869,7 @@
                 <w:i w:val="0"/>
                 <w:sz w:val="16"/>
               </w:rPr>
-              <w:t>Enquiry target by month and branch</w:t>
+              <w:t>physical_audit_sheet.xlsx</w:t>
             </w:r>
           </w:p>
         </w:tc>
@@ -1891,7 +1891,7 @@
                 <w:i w:val="0"/>
                 <w:sz w:val="16"/>
               </w:rPr>
-              <w:t>Not supplied</w:t>
+              <w:t>—</w:t>
             </w:r>
           </w:p>
         </w:tc>
@@ -1935,7 +1935,7 @@
                 <w:i w:val="0"/>
                 <w:sz w:val="16"/>
               </w:rPr>
-              <w:t>Reference data</w:t>
+              <w:t>Physical Audit Sheet (completed)</w:t>
             </w:r>
           </w:p>
         </w:tc>
@@ -1957,7 +1957,7 @@
                 <w:i w:val="0"/>
                 <w:sz w:val="16"/>
               </w:rPr>
-              <w:t>Lines left unscored without it</w:t>
+              <w:t>NOT SUPPLIED</w:t>
             </w:r>
           </w:p>
         </w:tc>
@@ -2001,7 +2001,7 @@
                 <w:i w:val="0"/>
                 <w:sz w:val="16"/>
               </w:rPr>
-              <w:t>Retail target by month and branch</w:t>
+              <w:t>Enquiry target by month and branch</w:t>
             </w:r>
           </w:p>
         </w:tc>
@@ -2131,7 +2131,7 @@
                 <w:i w:val="0"/>
                 <w:sz w:val="16"/>
               </w:rPr>
-              <w:t>VAHAN registration data for the territory</w:t>
+              <w:t>Retail target by month and branch</w:t>
             </w:r>
           </w:p>
         </w:tc>
@@ -2263,7 +2263,7 @@
                 <w:i w:val="0"/>
                 <w:sz w:val="16"/>
               </w:rPr>
-              <w:t>Sanctioned manpower roster</w:t>
+              <w:t>VAHAN registration data for the territory</w:t>
             </w:r>
           </w:p>
         </w:tc>
@@ -2393,7 +2393,7 @@
                 <w:i w:val="0"/>
                 <w:sz w:val="16"/>
               </w:rPr>
-              <w:t>Stock statement with ageing</w:t>
+              <w:t>Sanctioned manpower roster</w:t>
             </w:r>
           </w:p>
         </w:tc>
@@ -2525,7 +2525,7 @@
                 <w:i w:val="0"/>
                 <w:sz w:val="16"/>
               </w:rPr>
-              <w:t>NVD / SSI score report (only complaint extracts supplied)</w:t>
+              <w:t>Stock statement with ageing</w:t>
             </w:r>
           </w:p>
         </w:tc>
@@ -2655,7 +2655,7 @@
                 <w:i w:val="0"/>
                 <w:sz w:val="16"/>
               </w:rPr>
-              <w:t>Escalation log with TAT</w:t>
+              <w:t>NVD / SSI score report (only complaint extracts supplied)</w:t>
             </w:r>
           </w:p>
         </w:tc>
@@ -2787,7 +2787,7 @@
                 <w:i w:val="0"/>
                 <w:sz w:val="16"/>
               </w:rPr>
-              <w:t>Gate entry / showroom footfall register</w:t>
+              <w:t>Escalation log with TAT</w:t>
             </w:r>
           </w:p>
         </w:tc>
@@ -2917,7 +2917,7 @@
                 <w:i w:val="0"/>
                 <w:sz w:val="16"/>
               </w:rPr>
-              <w:t>RSA policy issue report (policy number against VIN)</w:t>
+              <w:t>Gate entry / showroom footfall register</w:t>
             </w:r>
           </w:p>
         </w:tc>
@@ -3049,7 +3049,7 @@
                 <w:i w:val="0"/>
                 <w:sz w:val="16"/>
               </w:rPr>
-              <w:t>Extended warranty policy issue report with plan mix</w:t>
+              <w:t>RSA policy issue report (policy number against VIN)</w:t>
             </w:r>
           </w:p>
         </w:tc>
@@ -3120,6 +3120,140 @@
           <w:tcPr>
             <w:tcW w:type="dxa" w:w="3338"/>
             <w:tcW w:w="3338" w:type="dxa"/>
+          </w:tcPr>
+          <w:p>
+            <w:pPr>
+              <w:spacing w:after="20" w:before="20"/>
+            </w:pPr>
+            <w:r/>
+            <w:r>
+              <w:rPr>
+                <w:rFonts w:ascii="Calibri" w:hAnsi="Calibri"/>
+                <w:b w:val="0"/>
+                <w:i w:val="0"/>
+                <w:sz w:val="16"/>
+              </w:rPr>
+              <w:t>Lines left unscored without it</w:t>
+            </w:r>
+          </w:p>
+        </w:tc>
+      </w:tr>
+      <w:tr>
+        <w:tc>
+          <w:tcPr>
+            <w:tcW w:type="dxa" w:w="900"/>
+            <w:tcW w:w="900" w:type="dxa"/>
+            <w:shd w:val="clear" w:color="auto" w:fill="F2F5FA"/>
+          </w:tcPr>
+          <w:p>
+            <w:pPr>
+              <w:spacing w:after="20" w:before="20"/>
+            </w:pPr>
+            <w:r/>
+            <w:r>
+              <w:rPr>
+                <w:rFonts w:ascii="Calibri" w:hAnsi="Calibri"/>
+                <w:b/>
+                <w:i w:val="0"/>
+                <w:sz w:val="16"/>
+              </w:rPr>
+              <w:t>—</w:t>
+            </w:r>
+          </w:p>
+        </w:tc>
+        <w:tc>
+          <w:tcPr>
+            <w:tcW w:type="dxa" w:w="5200"/>
+            <w:tcW w:w="5200" w:type="dxa"/>
+            <w:shd w:val="clear" w:color="auto" w:fill="F2F5FA"/>
+          </w:tcPr>
+          <w:p>
+            <w:pPr>
+              <w:spacing w:after="20" w:before="20"/>
+            </w:pPr>
+            <w:r/>
+            <w:r>
+              <w:rPr>
+                <w:rFonts w:ascii="Calibri" w:hAnsi="Calibri"/>
+                <w:b w:val="0"/>
+                <w:i w:val="0"/>
+                <w:sz w:val="16"/>
+              </w:rPr>
+              <w:t>Extended warranty policy issue report with plan mix</w:t>
+            </w:r>
+          </w:p>
+        </w:tc>
+        <w:tc>
+          <w:tcPr>
+            <w:tcW w:type="dxa" w:w="1600"/>
+            <w:tcW w:w="1600" w:type="dxa"/>
+            <w:shd w:val="clear" w:color="auto" w:fill="F2F5FA"/>
+          </w:tcPr>
+          <w:p>
+            <w:pPr>
+              <w:spacing w:after="20" w:before="20"/>
+            </w:pPr>
+            <w:r/>
+            <w:r>
+              <w:rPr>
+                <w:rFonts w:ascii="Calibri" w:hAnsi="Calibri"/>
+                <w:b w:val="0"/>
+                <w:i w:val="0"/>
+                <w:sz w:val="16"/>
+              </w:rPr>
+              <w:t>Not supplied</w:t>
+            </w:r>
+          </w:p>
+        </w:tc>
+        <w:tc>
+          <w:tcPr>
+            <w:tcW w:type="dxa" w:w="1600"/>
+            <w:tcW w:w="1600" w:type="dxa"/>
+            <w:shd w:val="clear" w:color="auto" w:fill="F2F5FA"/>
+          </w:tcPr>
+          <w:p>
+            <w:pPr>
+              <w:spacing w:after="20" w:before="20"/>
+            </w:pPr>
+            <w:r/>
+            <w:r>
+              <w:rPr>
+                <w:rFonts w:ascii="Calibri" w:hAnsi="Calibri"/>
+                <w:b w:val="0"/>
+                <w:i w:val="0"/>
+                <w:sz w:val="16"/>
+              </w:rPr>
+              <w:t>—</w:t>
+            </w:r>
+          </w:p>
+        </w:tc>
+        <w:tc>
+          <w:tcPr>
+            <w:tcW w:type="dxa" w:w="3000"/>
+            <w:tcW w:w="3000" w:type="dxa"/>
+            <w:shd w:val="clear" w:color="auto" w:fill="F2F5FA"/>
+          </w:tcPr>
+          <w:p>
+            <w:pPr>
+              <w:spacing w:after="20" w:before="20"/>
+            </w:pPr>
+            <w:r/>
+            <w:r>
+              <w:rPr>
+                <w:rFonts w:ascii="Calibri" w:hAnsi="Calibri"/>
+                <w:b w:val="0"/>
+                <w:i w:val="0"/>
+                <w:sz w:val="16"/>
+              </w:rPr>
+              <w:t>Reference data</w:t>
+            </w:r>
+          </w:p>
+        </w:tc>
+        <w:tc>
+          <w:tcPr>
+            <w:tcW w:type="dxa" w:w="3338"/>
+            <w:tcW w:w="3338" w:type="dxa"/>
+            <w:shd w:val="clear" w:color="auto" w:fill="F2F5FA"/>
           </w:tcPr>
           <w:p>
             <w:pPr>
@@ -3440,7 +3574,7 @@
                 <w:color w:val="1F3864"/>
                 <w:sz w:val="18"/>
               </w:rPr>
-              <w:t>A. Demand generation and enquiry health  —  weightage 11  (scored 8.0, achievement 54.8%)</w:t>
+              <w:t>A. Demand generation and enquiry health  —  weightage 11  (scored 11.0, achievement 67.0%)</w:t>
             </w:r>
           </w:p>
         </w:tc>
@@ -3548,7 +3682,7 @@
                 <w:i w:val="0"/>
                 <w:sz w:val="16"/>
               </w:rPr>
-              <w:t>5,417 enquiries in the audit period</w:t>
+              <w:t>5,417 enquiries in the audit period (0.94 months)</w:t>
             </w:r>
           </w:p>
           <w:p>
@@ -3562,7 +3696,7 @@
                 <w:color w:val="2E5C8A"/>
                 <w:sz w:val="14"/>
               </w:rPr>
-              <w:t>Source: Enquiry.xlsx › FETB_EDP_v1_1 › Enquiry Number, Enquiry Date</w:t>
+              <w:t>Source: Enquiry.xlsx › FETB_EDP_v1_1 › Enquiry Number, Enquiry Date  |  Sales_Target_-_Clean.xlsx</w:t>
             </w:r>
           </w:p>
         </w:tc>
@@ -3606,7 +3740,7 @@
                 <w:i w:val="0"/>
                 <w:sz w:val="16"/>
               </w:rPr>
-              <w:t>—</w:t>
+              <w:t>100%</w:t>
             </w:r>
           </w:p>
         </w:tc>
@@ -3628,7 +3762,7 @@
                 <w:i w:val="0"/>
                 <w:sz w:val="16"/>
               </w:rPr>
-              <w:t>NS</w:t>
+              <w:t>3.0</w:t>
             </w:r>
           </w:p>
         </w:tc>
@@ -3636,20 +3770,21 @@
           <w:tcPr>
             <w:tcW w:type="dxa" w:w="3318"/>
             <w:tcW w:w="3318" w:type="dxa"/>
-          </w:tcPr>
-          <w:p>
-            <w:pPr>
-              <w:spacing w:after="20" w:before="20"/>
-            </w:pPr>
-            <w:r/>
-            <w:r>
-              <w:rPr>
-                <w:rFonts w:ascii="Calibri" w:hAnsi="Calibri"/>
-                <w:b w:val="0"/>
-                <w:i w:val="0"/>
-                <w:sz w:val="16"/>
-              </w:rPr>
-              <w:t>Not scored — enquiry target not supplied in norms.yaml</w:t>
+            <w:shd w:val="clear" w:color="auto" w:fill="C6EFCE"/>
+          </w:tcPr>
+          <w:p>
+            <w:pPr>
+              <w:spacing w:after="20" w:before="20"/>
+            </w:pPr>
+            <w:r/>
+            <w:r>
+              <w:rPr>
+                <w:rFonts w:ascii="Calibri" w:hAnsi="Calibri"/>
+                <w:b w:val="0"/>
+                <w:i w:val="0"/>
+                <w:sz w:val="16"/>
+              </w:rPr>
+              <w:t>Green — monthly target 2,552 × 0.94 months covered = 2,386</w:t>
             </w:r>
           </w:p>
         </w:tc>
@@ -5625,7 +5760,7 @@
                 <w:color w:val="1F3864"/>
                 <w:sz w:val="18"/>
               </w:rPr>
-              <w:t>C. Volume, order bank and market share  —  weightage 13  (scored 3.0, achievement 89.3%)</w:t>
+              <w:t>C. Volume, order bank and market share  —  weightage 13  (scored 9.9, achievement 97.8%)</w:t>
             </w:r>
           </w:p>
         </w:tc>
@@ -5691,7 +5826,7 @@
                 <w:i w:val="0"/>
                 <w:sz w:val="16"/>
               </w:rPr>
-              <w:t>Invoices raised against the month's retail target</w:t>
+              <w:t>Invoices raised against the retail target for the period</w:t>
             </w:r>
           </w:p>
         </w:tc>
@@ -5747,7 +5882,7 @@
                 <w:color w:val="2E5C8A"/>
                 <w:sz w:val="14"/>
               </w:rPr>
-              <w:t>Source: Retails.xlsx › Export › Invoice Status</w:t>
+              <w:t>Source: Retails.xlsx › Export › Invoice Status  |  Sales_Target_-_Clean.xlsx</w:t>
             </w:r>
           </w:p>
         </w:tc>
@@ -5769,7 +5904,7 @@
                 <w:i w:val="0"/>
                 <w:sz w:val="16"/>
               </w:rPr>
-              <w:t>4.9</w:t>
+              <w:t>3.9</w:t>
             </w:r>
           </w:p>
         </w:tc>
@@ -5791,7 +5926,7 @@
                 <w:i w:val="0"/>
                 <w:sz w:val="16"/>
               </w:rPr>
-              <w:t>—</w:t>
+              <w:t>100%</w:t>
             </w:r>
           </w:p>
         </w:tc>
@@ -5813,7 +5948,7 @@
                 <w:i w:val="0"/>
                 <w:sz w:val="16"/>
               </w:rPr>
-              <w:t>NS</w:t>
+              <w:t>3.9</w:t>
             </w:r>
           </w:p>
         </w:tc>
@@ -5821,20 +5956,21 @@
           <w:tcPr>
             <w:tcW w:type="dxa" w:w="3318"/>
             <w:tcW w:w="3318" w:type="dxa"/>
-          </w:tcPr>
-          <w:p>
-            <w:pPr>
-              <w:spacing w:after="20" w:before="20"/>
-            </w:pPr>
-            <w:r/>
-            <w:r>
-              <w:rPr>
-                <w:rFonts w:ascii="Calibri" w:hAnsi="Calibri"/>
-                <w:b w:val="0"/>
-                <w:i w:val="0"/>
-                <w:sz w:val="16"/>
-              </w:rPr>
-              <w:t>Not scored — retail target not supplied in norms.yaml</w:t>
+            <w:shd w:val="clear" w:color="auto" w:fill="C6EFCE"/>
+          </w:tcPr>
+          <w:p>
+            <w:pPr>
+              <w:spacing w:after="20" w:before="20"/>
+            </w:pPr>
+            <w:r/>
+            <w:r>
+              <w:rPr>
+                <w:rFonts w:ascii="Calibri" w:hAnsi="Calibri"/>
+                <w:b w:val="0"/>
+                <w:i w:val="0"/>
+                <w:sz w:val="16"/>
+              </w:rPr>
+              <w:t>Green — monthly target 321 × 0.90 months covered = 290</w:t>
             </w:r>
           </w:p>
         </w:tc>
@@ -5984,7 +6120,7 @@
                 <w:i w:val="0"/>
                 <w:sz w:val="16"/>
               </w:rPr>
-              <w:t>3.0</w:t>
+              <w:t>2.1</w:t>
             </w:r>
           </w:p>
         </w:tc>
@@ -6030,7 +6166,7 @@
                 <w:i w:val="0"/>
                 <w:sz w:val="16"/>
               </w:rPr>
-              <w:t>2.7</w:t>
+              <w:t>1.9</w:t>
             </w:r>
           </w:p>
         </w:tc>
@@ -6183,7 +6319,7 @@
                 <w:i w:val="0"/>
                 <w:sz w:val="16"/>
               </w:rPr>
-              <w:t>3.0</w:t>
+              <w:t>1.8</w:t>
             </w:r>
           </w:p>
         </w:tc>
@@ -6398,7 +6534,7 @@
                 <w:i w:val="0"/>
                 <w:sz w:val="16"/>
               </w:rPr>
-              <w:t>2.1</w:t>
+              <w:t>1.3</w:t>
             </w:r>
           </w:p>
         </w:tc>
@@ -6474,6 +6610,435 @@
       <w:tr>
         <w:tc>
           <w:tcPr>
+            <w:tcW w:type="dxa" w:w="520"/>
+            <w:tcW w:w="520" w:type="dxa"/>
+          </w:tcPr>
+          <w:p>
+            <w:pPr>
+              <w:spacing w:after="20" w:before="20"/>
+              <w:jc w:val="center"/>
+            </w:pPr>
+            <w:r/>
+            <w:r>
+              <w:rPr>
+                <w:rFonts w:ascii="Calibri" w:hAnsi="Calibri"/>
+                <w:b/>
+                <w:i w:val="0"/>
+                <w:sz w:val="16"/>
+              </w:rPr>
+              <w:t>3.5</w:t>
+            </w:r>
+          </w:p>
+        </w:tc>
+        <w:tc>
+          <w:tcPr>
+            <w:tcW w:type="dxa" w:w="1950"/>
+            <w:tcW w:w="1950" w:type="dxa"/>
+          </w:tcPr>
+          <w:p>
+            <w:pPr>
+              <w:spacing w:after="20" w:before="20"/>
+            </w:pPr>
+            <w:r/>
+            <w:r>
+              <w:rPr>
+                <w:rFonts w:ascii="Calibri" w:hAnsi="Calibri"/>
+                <w:b w:val="0"/>
+                <w:i w:val="0"/>
+                <w:sz w:val="16"/>
+              </w:rPr>
+              <w:t>Test drive against target</w:t>
+            </w:r>
+          </w:p>
+        </w:tc>
+        <w:tc>
+          <w:tcPr>
+            <w:tcW w:type="dxa" w:w="2850"/>
+            <w:tcW w:w="2850" w:type="dxa"/>
+          </w:tcPr>
+          <w:p>
+            <w:pPr>
+              <w:spacing w:after="20" w:before="20"/>
+            </w:pPr>
+            <w:r/>
+            <w:r>
+              <w:rPr>
+                <w:rFonts w:ascii="Calibri" w:hAnsi="Calibri"/>
+                <w:b w:val="0"/>
+                <w:i w:val="0"/>
+                <w:sz w:val="16"/>
+              </w:rPr>
+              <w:t>Test drives recorded against the target for the period</w:t>
+            </w:r>
+          </w:p>
+        </w:tc>
+        <w:tc>
+          <w:tcPr>
+            <w:tcW w:type="dxa" w:w="2250"/>
+            <w:tcW w:w="2250" w:type="dxa"/>
+          </w:tcPr>
+          <w:p>
+            <w:pPr>
+              <w:spacing w:after="20" w:before="20"/>
+            </w:pPr>
+            <w:r/>
+            <w:r>
+              <w:rPr>
+                <w:rFonts w:ascii="Calibri" w:hAnsi="Calibri"/>
+                <w:b w:val="0"/>
+                <w:i w:val="0"/>
+                <w:sz w:val="16"/>
+              </w:rPr>
+              <w:t>100% of target</w:t>
+            </w:r>
+          </w:p>
+        </w:tc>
+        <w:tc>
+          <w:tcPr>
+            <w:tcW w:type="dxa" w:w="3150"/>
+            <w:tcW w:w="3150" w:type="dxa"/>
+          </w:tcPr>
+          <w:p>
+            <w:pPr>
+              <w:spacing w:after="20" w:before="20"/>
+            </w:pPr>
+            <w:r/>
+            <w:r>
+              <w:rPr>
+                <w:rFonts w:ascii="Calibri" w:hAnsi="Calibri"/>
+                <w:b w:val="0"/>
+                <w:i w:val="0"/>
+                <w:sz w:val="16"/>
+              </w:rPr>
+              <w:t>2,150 recorded over 0.94 months</w:t>
+            </w:r>
+          </w:p>
+          <w:p>
+            <w:pPr>
+              <w:spacing w:after="20"/>
+            </w:pPr>
+            <w:r>
+              <w:rPr>
+                <w:rFonts w:ascii="Calibri" w:hAnsi="Calibri"/>
+                <w:i/>
+                <w:color w:val="2E5C8A"/>
+                <w:sz w:val="14"/>
+              </w:rPr>
+              <w:t>Source: Test Drive.xlsx › FETB_EDP_v1_1 › Stage  |  Sales_Target_-_Clean.xlsx</w:t>
+            </w:r>
+          </w:p>
+        </w:tc>
+        <w:tc>
+          <w:tcPr>
+            <w:tcW w:type="dxa" w:w="480"/>
+            <w:tcW w:w="480" w:type="dxa"/>
+          </w:tcPr>
+          <w:p>
+            <w:pPr>
+              <w:spacing w:after="20" w:before="20"/>
+              <w:jc w:val="center"/>
+            </w:pPr>
+            <w:r/>
+            <w:r>
+              <w:rPr>
+                <w:rFonts w:ascii="Calibri" w:hAnsi="Calibri"/>
+                <w:b w:val="0"/>
+                <w:i w:val="0"/>
+                <w:sz w:val="16"/>
+              </w:rPr>
+              <w:t>1.9</w:t>
+            </w:r>
+          </w:p>
+        </w:tc>
+        <w:tc>
+          <w:tcPr>
+            <w:tcW w:type="dxa" w:w="560"/>
+            <w:tcW w:w="560" w:type="dxa"/>
+          </w:tcPr>
+          <w:p>
+            <w:pPr>
+              <w:spacing w:after="20" w:before="20"/>
+              <w:jc w:val="center"/>
+            </w:pPr>
+            <w:r/>
+            <w:r>
+              <w:rPr>
+                <w:rFonts w:ascii="Calibri" w:hAnsi="Calibri"/>
+                <w:b w:val="0"/>
+                <w:i w:val="0"/>
+                <w:sz w:val="16"/>
+              </w:rPr>
+              <w:t>100%</w:t>
+            </w:r>
+          </w:p>
+        </w:tc>
+        <w:tc>
+          <w:tcPr>
+            <w:tcW w:type="dxa" w:w="560"/>
+            <w:tcW w:w="560" w:type="dxa"/>
+          </w:tcPr>
+          <w:p>
+            <w:pPr>
+              <w:spacing w:after="20" w:before="20"/>
+              <w:jc w:val="center"/>
+            </w:pPr>
+            <w:r/>
+            <w:r>
+              <w:rPr>
+                <w:rFonts w:ascii="Calibri" w:hAnsi="Calibri"/>
+                <w:b/>
+                <w:i w:val="0"/>
+                <w:sz w:val="16"/>
+              </w:rPr>
+              <w:t>1.9</w:t>
+            </w:r>
+          </w:p>
+        </w:tc>
+        <w:tc>
+          <w:tcPr>
+            <w:tcW w:type="dxa" w:w="3318"/>
+            <w:tcW w:w="3318" w:type="dxa"/>
+            <w:shd w:val="clear" w:color="auto" w:fill="C6EFCE"/>
+          </w:tcPr>
+          <w:p>
+            <w:pPr>
+              <w:spacing w:after="20" w:before="20"/>
+            </w:pPr>
+            <w:r/>
+            <w:r>
+              <w:rPr>
+                <w:rFonts w:ascii="Calibri" w:hAnsi="Calibri"/>
+                <w:b w:val="0"/>
+                <w:i w:val="0"/>
+                <w:sz w:val="16"/>
+              </w:rPr>
+              <w:t>Green — monthly target 1,706 × 0.94 months covered = 1,595</w:t>
+            </w:r>
+          </w:p>
+        </w:tc>
+      </w:tr>
+      <w:tr>
+        <w:tc>
+          <w:tcPr>
+            <w:tcW w:type="dxa" w:w="520"/>
+            <w:tcW w:w="520" w:type="dxa"/>
+            <w:shd w:val="clear" w:color="auto" w:fill="F2F5FA"/>
+          </w:tcPr>
+          <w:p>
+            <w:pPr>
+              <w:spacing w:after="20" w:before="20"/>
+              <w:jc w:val="center"/>
+            </w:pPr>
+            <w:r/>
+            <w:r>
+              <w:rPr>
+                <w:rFonts w:ascii="Calibri" w:hAnsi="Calibri"/>
+                <w:b/>
+                <w:i w:val="0"/>
+                <w:sz w:val="16"/>
+              </w:rPr>
+              <w:t>3.6</w:t>
+            </w:r>
+          </w:p>
+        </w:tc>
+        <w:tc>
+          <w:tcPr>
+            <w:tcW w:type="dxa" w:w="1950"/>
+            <w:tcW w:w="1950" w:type="dxa"/>
+            <w:shd w:val="clear" w:color="auto" w:fill="F2F5FA"/>
+          </w:tcPr>
+          <w:p>
+            <w:pPr>
+              <w:spacing w:after="20" w:before="20"/>
+            </w:pPr>
+            <w:r/>
+            <w:r>
+              <w:rPr>
+                <w:rFonts w:ascii="Calibri" w:hAnsi="Calibri"/>
+                <w:b w:val="0"/>
+                <w:i w:val="0"/>
+                <w:sz w:val="16"/>
+              </w:rPr>
+              <w:t>Booking against target</w:t>
+            </w:r>
+          </w:p>
+        </w:tc>
+        <w:tc>
+          <w:tcPr>
+            <w:tcW w:type="dxa" w:w="2850"/>
+            <w:tcW w:w="2850" w:type="dxa"/>
+            <w:shd w:val="clear" w:color="auto" w:fill="F2F5FA"/>
+          </w:tcPr>
+          <w:p>
+            <w:pPr>
+              <w:spacing w:after="20" w:before="20"/>
+            </w:pPr>
+            <w:r/>
+            <w:r>
+              <w:rPr>
+                <w:rFonts w:ascii="Calibri" w:hAnsi="Calibri"/>
+                <w:b w:val="0"/>
+                <w:i w:val="0"/>
+                <w:sz w:val="16"/>
+              </w:rPr>
+              <w:t>Bookings recorded against the target for the period</w:t>
+            </w:r>
+          </w:p>
+        </w:tc>
+        <w:tc>
+          <w:tcPr>
+            <w:tcW w:type="dxa" w:w="2250"/>
+            <w:tcW w:w="2250" w:type="dxa"/>
+            <w:shd w:val="clear" w:color="auto" w:fill="F2F5FA"/>
+          </w:tcPr>
+          <w:p>
+            <w:pPr>
+              <w:spacing w:after="20" w:before="20"/>
+            </w:pPr>
+            <w:r/>
+            <w:r>
+              <w:rPr>
+                <w:rFonts w:ascii="Calibri" w:hAnsi="Calibri"/>
+                <w:b w:val="0"/>
+                <w:i w:val="0"/>
+                <w:sz w:val="16"/>
+              </w:rPr>
+              <w:t>100% of target</w:t>
+            </w:r>
+          </w:p>
+        </w:tc>
+        <w:tc>
+          <w:tcPr>
+            <w:tcW w:type="dxa" w:w="3150"/>
+            <w:tcW w:w="3150" w:type="dxa"/>
+            <w:shd w:val="clear" w:color="auto" w:fill="F2F5FA"/>
+          </w:tcPr>
+          <w:p>
+            <w:pPr>
+              <w:spacing w:after="20" w:before="20"/>
+            </w:pPr>
+            <w:r/>
+            <w:r>
+              <w:rPr>
+                <w:rFonts w:ascii="Calibri" w:hAnsi="Calibri"/>
+                <w:b w:val="0"/>
+                <w:i w:val="0"/>
+                <w:sz w:val="16"/>
+              </w:rPr>
+              <w:t>787 recorded over 0.94 months</w:t>
+            </w:r>
+          </w:p>
+          <w:p>
+            <w:pPr>
+              <w:spacing w:after="20"/>
+            </w:pPr>
+            <w:r>
+              <w:rPr>
+                <w:rFonts w:ascii="Calibri" w:hAnsi="Calibri"/>
+                <w:i/>
+                <w:color w:val="2E5C8A"/>
+                <w:sz w:val="14"/>
+              </w:rPr>
+              <w:t>Source: Booking.xlsx › FETB_EDP_v1_1 › Booking Number  |  Sales_Target_-_Clean.xlsx</w:t>
+            </w:r>
+          </w:p>
+        </w:tc>
+        <w:tc>
+          <w:tcPr>
+            <w:tcW w:type="dxa" w:w="480"/>
+            <w:tcW w:w="480" w:type="dxa"/>
+            <w:shd w:val="clear" w:color="auto" w:fill="F2F5FA"/>
+          </w:tcPr>
+          <w:p>
+            <w:pPr>
+              <w:spacing w:after="20" w:before="20"/>
+              <w:jc w:val="center"/>
+            </w:pPr>
+            <w:r/>
+            <w:r>
+              <w:rPr>
+                <w:rFonts w:ascii="Calibri" w:hAnsi="Calibri"/>
+                <w:b w:val="0"/>
+                <w:i w:val="0"/>
+                <w:sz w:val="16"/>
+              </w:rPr>
+              <w:t>1.9</w:t>
+            </w:r>
+          </w:p>
+        </w:tc>
+        <w:tc>
+          <w:tcPr>
+            <w:tcW w:type="dxa" w:w="560"/>
+            <w:tcW w:w="560" w:type="dxa"/>
+            <w:shd w:val="clear" w:color="auto" w:fill="F2F5FA"/>
+          </w:tcPr>
+          <w:p>
+            <w:pPr>
+              <w:spacing w:after="20" w:before="20"/>
+              <w:jc w:val="center"/>
+            </w:pPr>
+            <w:r/>
+            <w:r>
+              <w:rPr>
+                <w:rFonts w:ascii="Calibri" w:hAnsi="Calibri"/>
+                <w:b w:val="0"/>
+                <w:i w:val="0"/>
+                <w:sz w:val="16"/>
+              </w:rPr>
+              <w:t>100%</w:t>
+            </w:r>
+          </w:p>
+        </w:tc>
+        <w:tc>
+          <w:tcPr>
+            <w:tcW w:type="dxa" w:w="560"/>
+            <w:tcW w:w="560" w:type="dxa"/>
+            <w:shd w:val="clear" w:color="auto" w:fill="F2F5FA"/>
+          </w:tcPr>
+          <w:p>
+            <w:pPr>
+              <w:spacing w:after="20" w:before="20"/>
+              <w:jc w:val="center"/>
+            </w:pPr>
+            <w:r/>
+            <w:r>
+              <w:rPr>
+                <w:rFonts w:ascii="Calibri" w:hAnsi="Calibri"/>
+                <w:b/>
+                <w:i w:val="0"/>
+                <w:sz w:val="16"/>
+              </w:rPr>
+              <w:t>1.9</w:t>
+            </w:r>
+          </w:p>
+        </w:tc>
+        <w:tc>
+          <w:tcPr>
+            <w:tcW w:type="dxa" w:w="3318"/>
+            <w:tcW w:w="3318" w:type="dxa"/>
+            <w:shd w:val="clear" w:color="auto" w:fill="F2F5FA"/>
+            <w:shd w:val="clear" w:color="auto" w:fill="C6EFCE"/>
+          </w:tcPr>
+          <w:p>
+            <w:pPr>
+              <w:spacing w:after="20" w:before="20"/>
+            </w:pPr>
+            <w:r/>
+            <w:r>
+              <w:rPr>
+                <w:rFonts w:ascii="Calibri" w:hAnsi="Calibri"/>
+                <w:b w:val="0"/>
+                <w:i w:val="0"/>
+                <w:sz w:val="16"/>
+              </w:rPr>
+              <w:t>Green — monthly target 409 × 0.94 months covered = 382</w:t>
+            </w:r>
+          </w:p>
+        </w:tc>
+      </w:tr>
+      <w:tr>
+        <w:tc>
+          <w:tcPr>
             <w:tcW w:type="dxa" w:w="15638"/>
             <w:gridSpan w:val="9"/>
             <w:shd w:val="clear" w:color="auto" w:fill="DCE6F1"/>
@@ -6491,7 +7056,7 @@
                 <w:color w:val="1F3864"/>
                 <w:sz w:val="18"/>
               </w:rPr>
-              <w:t>D. Manpower health and productivity  —  weightage 9  (scored 3.0, achievement 42.4%)</w:t>
+              <w:t>D. Manpower health and productivity  —  weightage 9  (scored 3.0, achievement 43.8%)</w:t>
             </w:r>
           </w:p>
         </w:tc>
@@ -6599,7 +7164,7 @@
                 <w:i w:val="0"/>
                 <w:sz w:val="16"/>
               </w:rPr>
-              <w:t>142 consultants raising enquiries, 121 with at least one retail</w:t>
+              <w:t>141 consultants raising enquiries, 121 with at least one retail</w:t>
             </w:r>
           </w:p>
           <w:p>
@@ -6813,7 +7378,7 @@
                 <w:i w:val="0"/>
                 <w:sz w:val="16"/>
               </w:rPr>
-              <w:t>3.4 retails per consultant over 29 day(s); 21 consultants with nil retail</w:t>
+              <w:t>3.5 retails per consultant over 29 day(s); 20 consultants with nil retail</w:t>
             </w:r>
           </w:p>
           <w:p>
@@ -6873,7 +7438,7 @@
                 <w:i w:val="0"/>
                 <w:sz w:val="16"/>
               </w:rPr>
-              <w:t>42%</w:t>
+              <w:t>44%</w:t>
             </w:r>
           </w:p>
         </w:tc>
@@ -14456,7 +15021,7 @@
                 <w:i w:val="0"/>
                 <w:sz w:val="18"/>
               </w:rPr>
-              <w:t>Total  (49.0 of 100 weightage points auditable from the data supplied)</w:t>
+              <w:t>Total  (58.8 of 100 weightage points auditable from the data supplied)</w:t>
             </w:r>
           </w:p>
         </w:tc>
@@ -14500,7 +15065,7 @@
                 <w:i w:val="0"/>
                 <w:sz w:val="18"/>
               </w:rPr>
-              <w:t>46.1%</w:t>
+              <w:t>55.3%</w:t>
             </w:r>
           </w:p>
         </w:tc>
@@ -14522,7 +15087,7 @@
                 <w:i w:val="0"/>
                 <w:sz w:val="18"/>
               </w:rPr>
-              <w:t>22.6</w:t>
+              <w:t>32.6</w:t>
             </w:r>
           </w:p>
         </w:tc>
@@ -14801,7 +15366,7 @@
                 <w:i w:val="0"/>
                 <w:sz w:val="16"/>
               </w:rPr>
-              <w:t>11 (scored 8.0)</w:t>
+              <w:t>11 (scored 11.0)</w:t>
             </w:r>
           </w:p>
         </w:tc>
@@ -14823,7 +15388,7 @@
                 <w:i w:val="0"/>
                 <w:sz w:val="16"/>
               </w:rPr>
-              <w:t>4.4</w:t>
+              <w:t>7.4</w:t>
             </w:r>
           </w:p>
         </w:tc>
@@ -14845,7 +15410,7 @@
                 <w:i w:val="0"/>
                 <w:sz w:val="16"/>
               </w:rPr>
-              <w:t>54.8%</w:t>
+              <w:t>67.0%</w:t>
             </w:r>
           </w:p>
         </w:tc>
@@ -15067,7 +15632,7 @@
                 <w:i w:val="0"/>
                 <w:sz w:val="16"/>
               </w:rPr>
-              <w:t>13 (scored 3.0)</w:t>
+              <w:t>13 (scored 9.9)</w:t>
             </w:r>
           </w:p>
         </w:tc>
@@ -15089,7 +15654,7 @@
                 <w:i w:val="0"/>
                 <w:sz w:val="16"/>
               </w:rPr>
-              <w:t>2.7</w:t>
+              <w:t>9.7</w:t>
             </w:r>
           </w:p>
         </w:tc>
@@ -15111,7 +15676,273 @@
                 <w:i w:val="0"/>
                 <w:sz w:val="16"/>
               </w:rPr>
-              <w:t>89.3%</w:t>
+              <w:t>97.8%</w:t>
+            </w:r>
+          </w:p>
+        </w:tc>
+        <w:tc>
+          <w:tcPr>
+            <w:tcW w:type="dxa" w:w="4438"/>
+            <w:tcW w:w="4438" w:type="dxa"/>
+            <w:shd w:val="clear" w:color="auto" w:fill="C6EFCE"/>
+          </w:tcPr>
+          <w:p>
+            <w:pPr>
+              <w:spacing w:after="20" w:before="20"/>
+            </w:pPr>
+            <w:r/>
+            <w:r>
+              <w:rPr>
+                <w:rFonts w:ascii="Calibri" w:hAnsi="Calibri"/>
+                <w:b w:val="0"/>
+                <w:i w:val="0"/>
+                <w:sz w:val="16"/>
+              </w:rPr>
+              <w:t>Green — Weakest line 3.2 Order bank cover at 89%</w:t>
+            </w:r>
+          </w:p>
+        </w:tc>
+      </w:tr>
+      <w:tr>
+        <w:tc>
+          <w:tcPr>
+            <w:tcW w:type="dxa" w:w="700"/>
+            <w:tcW w:w="700" w:type="dxa"/>
+          </w:tcPr>
+          <w:p>
+            <w:pPr>
+              <w:spacing w:after="20" w:before="20"/>
+              <w:jc w:val="center"/>
+            </w:pPr>
+            <w:r/>
+            <w:r>
+              <w:rPr>
+                <w:rFonts w:ascii="Calibri" w:hAnsi="Calibri"/>
+                <w:b/>
+                <w:i w:val="0"/>
+                <w:sz w:val="16"/>
+              </w:rPr>
+              <w:t>4</w:t>
+            </w:r>
+          </w:p>
+        </w:tc>
+        <w:tc>
+          <w:tcPr>
+            <w:tcW w:type="dxa" w:w="5400"/>
+            <w:tcW w:w="5400" w:type="dxa"/>
+          </w:tcPr>
+          <w:p>
+            <w:pPr>
+              <w:spacing w:after="20" w:before="20"/>
+            </w:pPr>
+            <w:r/>
+            <w:r>
+              <w:rPr>
+                <w:rFonts w:ascii="Calibri" w:hAnsi="Calibri"/>
+                <w:b w:val="0"/>
+                <w:i w:val="0"/>
+                <w:sz w:val="16"/>
+              </w:rPr>
+              <w:t>D. Manpower health and productivity</w:t>
+            </w:r>
+          </w:p>
+        </w:tc>
+        <w:tc>
+          <w:tcPr>
+            <w:tcW w:type="dxa" w:w="1700"/>
+            <w:tcW w:w="1700" w:type="dxa"/>
+          </w:tcPr>
+          <w:p>
+            <w:pPr>
+              <w:spacing w:after="20" w:before="20"/>
+              <w:jc w:val="center"/>
+            </w:pPr>
+            <w:r/>
+            <w:r>
+              <w:rPr>
+                <w:rFonts w:ascii="Calibri" w:hAnsi="Calibri"/>
+                <w:b w:val="0"/>
+                <w:i w:val="0"/>
+                <w:sz w:val="16"/>
+              </w:rPr>
+              <w:t>9 (scored 3.0)</w:t>
+            </w:r>
+          </w:p>
+        </w:tc>
+        <w:tc>
+          <w:tcPr>
+            <w:tcW w:type="dxa" w:w="1700"/>
+            <w:tcW w:w="1700" w:type="dxa"/>
+          </w:tcPr>
+          <w:p>
+            <w:pPr>
+              <w:spacing w:after="20" w:before="20"/>
+              <w:jc w:val="center"/>
+            </w:pPr>
+            <w:r/>
+            <w:r>
+              <w:rPr>
+                <w:rFonts w:ascii="Calibri" w:hAnsi="Calibri"/>
+                <w:b/>
+                <w:i w:val="0"/>
+                <w:sz w:val="16"/>
+              </w:rPr>
+              <w:t>1.3</w:t>
+            </w:r>
+          </w:p>
+        </w:tc>
+        <w:tc>
+          <w:tcPr>
+            <w:tcW w:type="dxa" w:w="1700"/>
+            <w:tcW w:w="1700" w:type="dxa"/>
+          </w:tcPr>
+          <w:p>
+            <w:pPr>
+              <w:spacing w:after="20" w:before="20"/>
+              <w:jc w:val="center"/>
+            </w:pPr>
+            <w:r/>
+            <w:r>
+              <w:rPr>
+                <w:rFonts w:ascii="Calibri" w:hAnsi="Calibri"/>
+                <w:b w:val="0"/>
+                <w:i w:val="0"/>
+                <w:sz w:val="16"/>
+              </w:rPr>
+              <w:t>43.8%</w:t>
+            </w:r>
+          </w:p>
+        </w:tc>
+        <w:tc>
+          <w:tcPr>
+            <w:tcW w:type="dxa" w:w="4438"/>
+            <w:tcW w:w="4438" w:type="dxa"/>
+            <w:shd w:val="clear" w:color="auto" w:fill="FFC7CE"/>
+          </w:tcPr>
+          <w:p>
+            <w:pPr>
+              <w:spacing w:after="20" w:before="20"/>
+            </w:pPr>
+            <w:r/>
+            <w:r>
+              <w:rPr>
+                <w:rFonts w:ascii="Calibri" w:hAnsi="Calibri"/>
+                <w:b w:val="0"/>
+                <w:i w:val="0"/>
+                <w:sz w:val="16"/>
+              </w:rPr>
+              <w:t>Red — Weakest line 4.2 Productivity per consultant at 44%</w:t>
+            </w:r>
+          </w:p>
+        </w:tc>
+      </w:tr>
+      <w:tr>
+        <w:tc>
+          <w:tcPr>
+            <w:tcW w:type="dxa" w:w="700"/>
+            <w:tcW w:w="700" w:type="dxa"/>
+          </w:tcPr>
+          <w:p>
+            <w:pPr>
+              <w:spacing w:after="20" w:before="20"/>
+              <w:jc w:val="center"/>
+            </w:pPr>
+            <w:r/>
+            <w:r>
+              <w:rPr>
+                <w:rFonts w:ascii="Calibri" w:hAnsi="Calibri"/>
+                <w:b/>
+                <w:i w:val="0"/>
+                <w:sz w:val="16"/>
+              </w:rPr>
+              <w:t>5</w:t>
+            </w:r>
+          </w:p>
+        </w:tc>
+        <w:tc>
+          <w:tcPr>
+            <w:tcW w:type="dxa" w:w="5400"/>
+            <w:tcW w:w="5400" w:type="dxa"/>
+          </w:tcPr>
+          <w:p>
+            <w:pPr>
+              <w:spacing w:after="20" w:before="20"/>
+            </w:pPr>
+            <w:r/>
+            <w:r>
+              <w:rPr>
+                <w:rFonts w:ascii="Calibri" w:hAnsi="Calibri"/>
+                <w:b w:val="0"/>
+                <w:i w:val="0"/>
+                <w:sz w:val="16"/>
+              </w:rPr>
+              <w:t>E. Stock and inventory health</w:t>
+            </w:r>
+          </w:p>
+        </w:tc>
+        <w:tc>
+          <w:tcPr>
+            <w:tcW w:type="dxa" w:w="1700"/>
+            <w:tcW w:w="1700" w:type="dxa"/>
+          </w:tcPr>
+          <w:p>
+            <w:pPr>
+              <w:spacing w:after="20" w:before="20"/>
+              <w:jc w:val="center"/>
+            </w:pPr>
+            <w:r/>
+            <w:r>
+              <w:rPr>
+                <w:rFonts w:ascii="Calibri" w:hAnsi="Calibri"/>
+                <w:b w:val="0"/>
+                <w:i w:val="0"/>
+                <w:sz w:val="16"/>
+              </w:rPr>
+              <w:t>11 (scored 2.0)</w:t>
+            </w:r>
+          </w:p>
+        </w:tc>
+        <w:tc>
+          <w:tcPr>
+            <w:tcW w:type="dxa" w:w="1700"/>
+            <w:tcW w:w="1700" w:type="dxa"/>
+          </w:tcPr>
+          <w:p>
+            <w:pPr>
+              <w:spacing w:after="20" w:before="20"/>
+              <w:jc w:val="center"/>
+            </w:pPr>
+            <w:r/>
+            <w:r>
+              <w:rPr>
+                <w:rFonts w:ascii="Calibri" w:hAnsi="Calibri"/>
+                <w:b/>
+                <w:i w:val="0"/>
+                <w:sz w:val="16"/>
+              </w:rPr>
+              <w:t>1.8</w:t>
+            </w:r>
+          </w:p>
+        </w:tc>
+        <w:tc>
+          <w:tcPr>
+            <w:tcW w:type="dxa" w:w="1700"/>
+            <w:tcW w:w="1700" w:type="dxa"/>
+          </w:tcPr>
+          <w:p>
+            <w:pPr>
+              <w:spacing w:after="20" w:before="20"/>
+              <w:jc w:val="center"/>
+            </w:pPr>
+            <w:r/>
+            <w:r>
+              <w:rPr>
+                <w:rFonts w:ascii="Calibri" w:hAnsi="Calibri"/>
+                <w:b w:val="0"/>
+                <w:i w:val="0"/>
+                <w:sz w:val="16"/>
+              </w:rPr>
+              <w:t>88.9%</w:t>
             </w:r>
           </w:p>
         </w:tc>
@@ -15133,7 +15964,7 @@
                 <w:i w:val="0"/>
                 <w:sz w:val="16"/>
               </w:rPr>
-              <w:t>Amber — Weakest line 3.2 Order bank cover at 89%</w:t>
+              <w:t>Amber — Weakest line 5.3 VIN allotment to invoice TAT at 89%</w:t>
             </w:r>
           </w:p>
         </w:tc>
@@ -15157,7 +15988,7 @@
                 <w:i w:val="0"/>
                 <w:sz w:val="16"/>
               </w:rPr>
-              <w:t>4</w:t>
+              <w:t>6</w:t>
             </w:r>
           </w:p>
         </w:tc>
@@ -15178,7 +16009,7 @@
                 <w:i w:val="0"/>
                 <w:sz w:val="16"/>
               </w:rPr>
-              <w:t>D. Manpower health and productivity</w:t>
+              <w:t>F. Financial and profitability health</w:t>
             </w:r>
           </w:p>
         </w:tc>
@@ -15200,7 +16031,7 @@
                 <w:i w:val="0"/>
                 <w:sz w:val="16"/>
               </w:rPr>
-              <w:t>9 (scored 3.0)</w:t>
+              <w:t>14 (scored 10.9)</w:t>
             </w:r>
           </w:p>
         </w:tc>
@@ -15222,7 +16053,7 @@
                 <w:i w:val="0"/>
                 <w:sz w:val="16"/>
               </w:rPr>
-              <w:t>1.3</w:t>
+              <w:t>1.9</w:t>
             </w:r>
           </w:p>
         </w:tc>
@@ -15244,7 +16075,7 @@
                 <w:i w:val="0"/>
                 <w:sz w:val="16"/>
               </w:rPr>
-              <w:t>42.4%</w:t>
+              <w:t>17.8%</w:t>
             </w:r>
           </w:p>
         </w:tc>
@@ -15266,7 +16097,7 @@
                 <w:i w:val="0"/>
                 <w:sz w:val="16"/>
               </w:rPr>
-              <w:t>Red — Weakest line 4.2 Productivity per consultant at 42%</w:t>
+              <w:t>Red — Weakest line 6.2 SHIELD (extended warranty) sold at 0%</w:t>
             </w:r>
           </w:p>
         </w:tc>
@@ -15290,7 +16121,7 @@
                 <w:i w:val="0"/>
                 <w:sz w:val="16"/>
               </w:rPr>
-              <w:t>5</w:t>
+              <w:t>7</w:t>
             </w:r>
           </w:p>
         </w:tc>
@@ -15311,7 +16142,7 @@
                 <w:i w:val="0"/>
                 <w:sz w:val="16"/>
               </w:rPr>
-              <w:t>E. Stock and inventory health</w:t>
+              <w:t>G. Customer experience health</w:t>
             </w:r>
           </w:p>
         </w:tc>
@@ -15333,7 +16164,7 @@
                 <w:i w:val="0"/>
                 <w:sz w:val="16"/>
               </w:rPr>
-              <w:t>11 (scored 2.0)</w:t>
+              <w:t>11 (scored 2.1)</w:t>
             </w:r>
           </w:p>
         </w:tc>
@@ -15355,7 +16186,7 @@
                 <w:i w:val="0"/>
                 <w:sz w:val="16"/>
               </w:rPr>
-              <w:t>1.8</w:t>
+              <w:t>0.6</w:t>
             </w:r>
           </w:p>
         </w:tc>
@@ -15377,140 +16208,7 @@
                 <w:i w:val="0"/>
                 <w:sz w:val="16"/>
               </w:rPr>
-              <w:t>88.9%</w:t>
-            </w:r>
-          </w:p>
-        </w:tc>
-        <w:tc>
-          <w:tcPr>
-            <w:tcW w:type="dxa" w:w="4438"/>
-            <w:tcW w:w="4438" w:type="dxa"/>
-            <w:shd w:val="clear" w:color="auto" w:fill="FFEB9C"/>
-          </w:tcPr>
-          <w:p>
-            <w:pPr>
-              <w:spacing w:after="20" w:before="20"/>
-            </w:pPr>
-            <w:r/>
-            <w:r>
-              <w:rPr>
-                <w:rFonts w:ascii="Calibri" w:hAnsi="Calibri"/>
-                <w:b w:val="0"/>
-                <w:i w:val="0"/>
-                <w:sz w:val="16"/>
-              </w:rPr>
-              <w:t>Amber — Weakest line 5.3 VIN allotment to invoice TAT at 89%</w:t>
-            </w:r>
-          </w:p>
-        </w:tc>
-      </w:tr>
-      <w:tr>
-        <w:tc>
-          <w:tcPr>
-            <w:tcW w:type="dxa" w:w="700"/>
-            <w:tcW w:w="700" w:type="dxa"/>
-          </w:tcPr>
-          <w:p>
-            <w:pPr>
-              <w:spacing w:after="20" w:before="20"/>
-              <w:jc w:val="center"/>
-            </w:pPr>
-            <w:r/>
-            <w:r>
-              <w:rPr>
-                <w:rFonts w:ascii="Calibri" w:hAnsi="Calibri"/>
-                <w:b/>
-                <w:i w:val="0"/>
-                <w:sz w:val="16"/>
-              </w:rPr>
-              <w:t>6</w:t>
-            </w:r>
-          </w:p>
-        </w:tc>
-        <w:tc>
-          <w:tcPr>
-            <w:tcW w:type="dxa" w:w="5400"/>
-            <w:tcW w:w="5400" w:type="dxa"/>
-          </w:tcPr>
-          <w:p>
-            <w:pPr>
-              <w:spacing w:after="20" w:before="20"/>
-            </w:pPr>
-            <w:r/>
-            <w:r>
-              <w:rPr>
-                <w:rFonts w:ascii="Calibri" w:hAnsi="Calibri"/>
-                <w:b w:val="0"/>
-                <w:i w:val="0"/>
-                <w:sz w:val="16"/>
-              </w:rPr>
-              <w:t>F. Financial and profitability health</w:t>
-            </w:r>
-          </w:p>
-        </w:tc>
-        <w:tc>
-          <w:tcPr>
-            <w:tcW w:type="dxa" w:w="1700"/>
-            <w:tcW w:w="1700" w:type="dxa"/>
-          </w:tcPr>
-          <w:p>
-            <w:pPr>
-              <w:spacing w:after="20" w:before="20"/>
-              <w:jc w:val="center"/>
-            </w:pPr>
-            <w:r/>
-            <w:r>
-              <w:rPr>
-                <w:rFonts w:ascii="Calibri" w:hAnsi="Calibri"/>
-                <w:b w:val="0"/>
-                <w:i w:val="0"/>
-                <w:sz w:val="16"/>
-              </w:rPr>
-              <w:t>14 (scored 10.9)</w:t>
-            </w:r>
-          </w:p>
-        </w:tc>
-        <w:tc>
-          <w:tcPr>
-            <w:tcW w:type="dxa" w:w="1700"/>
-            <w:tcW w:w="1700" w:type="dxa"/>
-          </w:tcPr>
-          <w:p>
-            <w:pPr>
-              <w:spacing w:after="20" w:before="20"/>
-              <w:jc w:val="center"/>
-            </w:pPr>
-            <w:r/>
-            <w:r>
-              <w:rPr>
-                <w:rFonts w:ascii="Calibri" w:hAnsi="Calibri"/>
-                <w:b/>
-                <w:i w:val="0"/>
-                <w:sz w:val="16"/>
-              </w:rPr>
-              <w:t>1.9</w:t>
-            </w:r>
-          </w:p>
-        </w:tc>
-        <w:tc>
-          <w:tcPr>
-            <w:tcW w:type="dxa" w:w="1700"/>
-            <w:tcW w:w="1700" w:type="dxa"/>
-          </w:tcPr>
-          <w:p>
-            <w:pPr>
-              <w:spacing w:after="20" w:before="20"/>
-              <w:jc w:val="center"/>
-            </w:pPr>
-            <w:r/>
-            <w:r>
-              <w:rPr>
-                <w:rFonts w:ascii="Calibri" w:hAnsi="Calibri"/>
-                <w:b w:val="0"/>
-                <w:i w:val="0"/>
-                <w:sz w:val="16"/>
-              </w:rPr>
-              <w:t>17.8%</w:t>
+              <w:t>26.8%</w:t>
             </w:r>
           </w:p>
         </w:tc>
@@ -15532,7 +16230,7 @@
                 <w:i w:val="0"/>
                 <w:sz w:val="16"/>
               </w:rPr>
-              <w:t>Red — Weakest line 6.2 SHIELD (extended warranty) sold at 0%</w:t>
+              <w:t>Red — Weakest line 7.5 Delivery commitment adherence at 0%</w:t>
             </w:r>
           </w:p>
         </w:tc>
@@ -15556,7 +16254,7 @@
                 <w:i w:val="0"/>
                 <w:sz w:val="16"/>
               </w:rPr>
-              <w:t>7</w:t>
+              <w:t>8</w:t>
             </w:r>
           </w:p>
         </w:tc>
@@ -15577,7 +16275,7 @@
                 <w:i w:val="0"/>
                 <w:sz w:val="16"/>
               </w:rPr>
-              <w:t>G. Customer experience health</w:t>
+              <w:t>H. Systems and process compliance</w:t>
             </w:r>
           </w:p>
         </w:tc>
@@ -15599,7 +16297,7 @@
                 <w:i w:val="0"/>
                 <w:sz w:val="16"/>
               </w:rPr>
-              <w:t>11 (scored 2.1)</w:t>
+              <w:t>5 (scored 4.0)</w:t>
             </w:r>
           </w:p>
         </w:tc>
@@ -15621,7 +16319,7 @@
                 <w:i w:val="0"/>
                 <w:sz w:val="16"/>
               </w:rPr>
-              <w:t>0.6</w:t>
+              <w:t>1.2</w:t>
             </w:r>
           </w:p>
         </w:tc>
@@ -15643,7 +16341,7 @@
                 <w:i w:val="0"/>
                 <w:sz w:val="16"/>
               </w:rPr>
-              <w:t>26.8%</w:t>
+              <w:t>29.2%</w:t>
             </w:r>
           </w:p>
         </w:tc>
@@ -15665,7 +16363,7 @@
                 <w:i w:val="0"/>
                 <w:sz w:val="16"/>
               </w:rPr>
-              <w:t>Red — Weakest line 7.5 Delivery commitment adherence at 0%</w:t>
+              <w:t>Red — Weakest line 8.1 DMS data hygiene at 29%</w:t>
             </w:r>
           </w:p>
         </w:tc>
@@ -15689,7 +16387,7 @@
                 <w:i w:val="0"/>
                 <w:sz w:val="16"/>
               </w:rPr>
-              <w:t>8</w:t>
+              <w:t>9</w:t>
             </w:r>
           </w:p>
         </w:tc>
@@ -15710,7 +16408,7 @@
                 <w:i w:val="0"/>
                 <w:sz w:val="16"/>
               </w:rPr>
-              <w:t>H. Systems and process compliance</w:t>
+              <w:t>I. Demo fleet traceability</w:t>
             </w:r>
           </w:p>
         </w:tc>
@@ -15732,7 +16430,7 @@
                 <w:i w:val="0"/>
                 <w:sz w:val="16"/>
               </w:rPr>
-              <w:t>5 (scored 4.0)</w:t>
+              <w:t>2 (scored 2.0)</w:t>
             </w:r>
           </w:p>
         </w:tc>
@@ -15754,7 +16452,7 @@
                 <w:i w:val="0"/>
                 <w:sz w:val="16"/>
               </w:rPr>
-              <w:t>1.2</w:t>
+              <w:t>1.1</w:t>
             </w:r>
           </w:p>
         </w:tc>
@@ -15776,7 +16474,7 @@
                 <w:i w:val="0"/>
                 <w:sz w:val="16"/>
               </w:rPr>
-              <w:t>29.2%</w:t>
+              <w:t>54.0%</w:t>
             </w:r>
           </w:p>
         </w:tc>
@@ -15798,139 +16496,6 @@
                 <w:i w:val="0"/>
                 <w:sz w:val="16"/>
               </w:rPr>
-              <w:t>Red — Weakest line 8.1 DMS data hygiene at 29%</w:t>
-            </w:r>
-          </w:p>
-        </w:tc>
-      </w:tr>
-      <w:tr>
-        <w:tc>
-          <w:tcPr>
-            <w:tcW w:type="dxa" w:w="700"/>
-            <w:tcW w:w="700" w:type="dxa"/>
-          </w:tcPr>
-          <w:p>
-            <w:pPr>
-              <w:spacing w:after="20" w:before="20"/>
-              <w:jc w:val="center"/>
-            </w:pPr>
-            <w:r/>
-            <w:r>
-              <w:rPr>
-                <w:rFonts w:ascii="Calibri" w:hAnsi="Calibri"/>
-                <w:b/>
-                <w:i w:val="0"/>
-                <w:sz w:val="16"/>
-              </w:rPr>
-              <w:t>9</w:t>
-            </w:r>
-          </w:p>
-        </w:tc>
-        <w:tc>
-          <w:tcPr>
-            <w:tcW w:type="dxa" w:w="5400"/>
-            <w:tcW w:w="5400" w:type="dxa"/>
-          </w:tcPr>
-          <w:p>
-            <w:pPr>
-              <w:spacing w:after="20" w:before="20"/>
-            </w:pPr>
-            <w:r/>
-            <w:r>
-              <w:rPr>
-                <w:rFonts w:ascii="Calibri" w:hAnsi="Calibri"/>
-                <w:b w:val="0"/>
-                <w:i w:val="0"/>
-                <w:sz w:val="16"/>
-              </w:rPr>
-              <w:t>I. Demo fleet traceability</w:t>
-            </w:r>
-          </w:p>
-        </w:tc>
-        <w:tc>
-          <w:tcPr>
-            <w:tcW w:type="dxa" w:w="1700"/>
-            <w:tcW w:w="1700" w:type="dxa"/>
-          </w:tcPr>
-          <w:p>
-            <w:pPr>
-              <w:spacing w:after="20" w:before="20"/>
-              <w:jc w:val="center"/>
-            </w:pPr>
-            <w:r/>
-            <w:r>
-              <w:rPr>
-                <w:rFonts w:ascii="Calibri" w:hAnsi="Calibri"/>
-                <w:b w:val="0"/>
-                <w:i w:val="0"/>
-                <w:sz w:val="16"/>
-              </w:rPr>
-              <w:t>2 (scored 2.0)</w:t>
-            </w:r>
-          </w:p>
-        </w:tc>
-        <w:tc>
-          <w:tcPr>
-            <w:tcW w:type="dxa" w:w="1700"/>
-            <w:tcW w:w="1700" w:type="dxa"/>
-          </w:tcPr>
-          <w:p>
-            <w:pPr>
-              <w:spacing w:after="20" w:before="20"/>
-              <w:jc w:val="center"/>
-            </w:pPr>
-            <w:r/>
-            <w:r>
-              <w:rPr>
-                <w:rFonts w:ascii="Calibri" w:hAnsi="Calibri"/>
-                <w:b/>
-                <w:i w:val="0"/>
-                <w:sz w:val="16"/>
-              </w:rPr>
-              <w:t>1.1</w:t>
-            </w:r>
-          </w:p>
-        </w:tc>
-        <w:tc>
-          <w:tcPr>
-            <w:tcW w:type="dxa" w:w="1700"/>
-            <w:tcW w:w="1700" w:type="dxa"/>
-          </w:tcPr>
-          <w:p>
-            <w:pPr>
-              <w:spacing w:after="20" w:before="20"/>
-              <w:jc w:val="center"/>
-            </w:pPr>
-            <w:r/>
-            <w:r>
-              <w:rPr>
-                <w:rFonts w:ascii="Calibri" w:hAnsi="Calibri"/>
-                <w:b w:val="0"/>
-                <w:i w:val="0"/>
-                <w:sz w:val="16"/>
-              </w:rPr>
-              <w:t>54.0%</w:t>
-            </w:r>
-          </w:p>
-        </w:tc>
-        <w:tc>
-          <w:tcPr>
-            <w:tcW w:type="dxa" w:w="4438"/>
-            <w:tcW w:w="4438" w:type="dxa"/>
-            <w:shd w:val="clear" w:color="auto" w:fill="FFC7CE"/>
-          </w:tcPr>
-          <w:p>
-            <w:pPr>
-              <w:spacing w:after="20" w:before="20"/>
-            </w:pPr>
-            <w:r/>
-            <w:r>
-              <w:rPr>
-                <w:rFonts w:ascii="Calibri" w:hAnsi="Calibri"/>
-                <w:b w:val="0"/>
-                <w:i w:val="0"/>
-                <w:sz w:val="16"/>
-              </w:rPr>
               <w:t>Red — Weakest line 9.1 Test drive vehicle recorded at 54%</w:t>
             </w:r>
           </w:p>
@@ -16110,7 +16675,7 @@
                 <w:i w:val="0"/>
                 <w:sz w:val="18"/>
               </w:rPr>
-              <w:t>100 (scored 49.0)</w:t>
+              <w:t>100 (scored 58.8)</w:t>
             </w:r>
           </w:p>
         </w:tc>
@@ -16132,7 +16697,7 @@
                 <w:i w:val="0"/>
                 <w:sz w:val="18"/>
               </w:rPr>
-              <w:t>22.6</w:t>
+              <w:t>32.6</w:t>
             </w:r>
           </w:p>
         </w:tc>
@@ -16154,7 +16719,7 @@
                 <w:i w:val="0"/>
                 <w:sz w:val="18"/>
               </w:rPr>
-              <w:t>46.1%</w:t>
+              <w:t>55.3%</w:t>
             </w:r>
           </w:p>
         </w:tc>
@@ -16191,7 +16756,7 @@
           <w:b/>
           <w:sz w:val="18"/>
         </w:rPr>
-        <w:t xml:space="preserve">Sales Process Index = 22.6 ÷ 49.0 scorable weight = 46.1% — Red — Critical. </w:t>
+        <w:t xml:space="preserve">Sales Process Index = 32.6 ÷ 58.8 scorable weight = 55.3% — Red — Critical. </w:t>
       </w:r>
       <w:r>
         <w:rPr>
@@ -16199,7 +16764,7 @@
           <w:b w:val="0"/>
           <w:sz w:val="18"/>
         </w:rPr>
-        <w:t>51.0 of 100 weightage points could not be scored because the source data was not supplied; the index is calculated on the points that were auditable and will change once the missing files are provided.</w:t>
+        <w:t>41.2 of 100 weightage points could not be scored because the source data was not supplied; the index is calculated on the points that were auditable and will change once the missing files are provided.</w:t>
       </w:r>
     </w:p>
     <w:p>
@@ -17212,7 +17777,7 @@
           <w:b w:val="0"/>
           <w:sz w:val="18"/>
         </w:rPr>
-        <w:t>01-Aug-2026 to 29-Aug-2026, 11 branches, full population across every funnel stage: 5,417 enquiries · 2,150 test drives · 787 bookings · 487 retails. 49.0 of 100 weightage points were auditable from the data supplied; the remainder are listed as not scored with the missing file named.</w:t>
+        <w:t>01-Aug-2026 to 29-Aug-2026, 11 branches, full population across every funnel stage: 5,417 enquiries · 2,150 test drives · 787 bookings · 487 retails. 58.8 of 100 weightage points were auditable from the data supplied; the remainder are listed as not scored with the missing file named.</w:t>
       </w:r>
     </w:p>
     <w:p>
@@ -17238,7 +17803,7 @@
           <w:rFonts w:ascii="Calibri" w:hAnsi="Calibri"/>
           <w:sz w:val="18"/>
         </w:rPr>
-        <w:t>Order bank cover — 523 open bookings ÷ 487 monthly retail rate = 1.07 months (89% of norm). [3.2]</w:t>
+        <w:t>Enquiry volume against target — 5,417 enquiries in the audit period (0.94 months) (100% of norm). [1.1]</w:t>
       </w:r>
     </w:p>
     <w:p>
@@ -17251,7 +17816,7 @@
           <w:rFonts w:ascii="Calibri" w:hAnsi="Calibri"/>
           <w:sz w:val="18"/>
         </w:rPr>
-        <w:t>VIN allotment to invoice TAT — median 0 days; 55 units (11.3%) beyond 7 days, longest 73 (89% of norm). [5.3]</w:t>
+        <w:t>Retail against target — 487 invoiced, 46 cancelled (8.6%) (100% of norm). [3.1]</w:t>
       </w:r>
     </w:p>
     <w:p>
@@ -17264,7 +17829,7 @@
           <w:rFonts w:ascii="Calibri" w:hAnsi="Calibri"/>
           <w:sz w:val="18"/>
         </w:rPr>
-        <w:t>Lost enquiry reason coding — 873 lost, 100.0% reason-coded; 70.1% coded “Not Interested” (85% of norm). [1.5]</w:t>
+        <w:t>Test drive against target — 2,150 recorded over 0.94 months (100% of norm). [3.5]</w:t>
       </w:r>
     </w:p>
     <w:p>
@@ -17277,7 +17842,7 @@
           <w:rFonts w:ascii="Calibri" w:hAnsi="Calibri"/>
           <w:sz w:val="18"/>
         </w:rPr>
-        <w:t>Finance penetration — Dealer-arranged on 271 of 487 = 55.6%; financier named on 94.3% (79% of norm). [6.5]</w:t>
+        <w:t>Booking against target — 787 recorded over 0.94 months (100% of norm). [3.6]</w:t>
       </w:r>
     </w:p>
     <w:p>
@@ -17290,7 +17855,7 @@
           <w:rFonts w:ascii="Calibri" w:hAnsi="Calibri"/>
           <w:sz w:val="18"/>
         </w:rPr>
-        <w:t>Same-day enquiry capture — 805 back-dated assignments; 383 (7.1%) enquiries punched after 20:00. Footfall register not supplied for reconciliation (78% of norm). [1.4]</w:t>
+        <w:t>Order bank cover — 523 open bookings ÷ 487 monthly retail rate = 1.07 months (89% of norm). [3.2]</w:t>
       </w:r>
     </w:p>
     <w:p>
@@ -17446,7 +18011,7 @@
           <w:rFonts w:ascii="Calibri" w:hAnsi="Calibri"/>
           <w:sz w:val="18"/>
         </w:rPr>
-        <w:t>Productivity per consultant — 3.4 retails per consultant over 29 day(s); 21 consultants with nil retail. Norm: ≥8 retails per consultant per month. Achievement 42%. [4.2, source: Retails.xlsx › Export › SC Name]</w:t>
+        <w:t>Productivity per consultant — 3.5 retails per consultant over 29 day(s); 20 consultants with nil retail. Norm: ≥8 retails per consultant per month. Achievement 44%. [4.2, source: Retails.xlsx › Export › SC Name]</w:t>
       </w:r>
     </w:p>
     <w:p>
@@ -19747,7 +20312,7 @@
                 <w:i w:val="0"/>
                 <w:sz w:val="16"/>
               </w:rPr>
-              <w:t>Productivity per consultant: 3.4 retails per consultant over 29 day(s); 21 consultants with nil retail</w:t>
+              <w:t>Productivity per consultant: 3.5 retails per consultant over 29 day(s); 20 consultants with nil retail</w:t>
             </w:r>
           </w:p>
         </w:tc>
